--- a/docs/word/ethics.docx
+++ b/docs/word/ethics.docx
@@ -58,13 +58,13 @@
           <w:color w:val="5F7A80"/>
           <w:sz w:val="19"/>
         </w:rPr>
-        <w:t>Generated 03 September 2026</w:t>
+        <w:t>Generated 17 October 2026</w:t>
       </w:r>
     </w:p>
     <w:p/>
     <w:p>
       <w:r>
-        <w:t>How I obtained, protected and interpreted the data in this project. Section 14 of the brief names seven topics and asks that each be answered with specific reference to this project rather than in general terms, so each section below names the source, the script and the line of the build it applies to.</w:t>
+        <w:t>How I obtained, protected and interpreted the data in this project. I cover seven topics here, and I answer each one for this project and not in general terms, so each section below names the source, the script and the line of the build it applies to.</w:t>
       </w:r>
     </w:p>
     <w:p>
@@ -72,7 +72,6 @@
         <w:t>I wrote this after finishing the collection and analysis, so it describes what I actually did rather than what I intended.</w:t>
       </w:r>
     </w:p>
-    <w:p/>
     <w:p>
       <w:pPr>
         <w:pStyle w:val="Heading2"/>
@@ -87,9 +86,11 @@
       </w:r>
       <w:r>
         <w:rPr>
+          <w:rFonts w:ascii="Consolas" w:hAnsi="Consolas"/>
           <w:color w:val="0E7C86"/>
+          <w:sz w:val="19"/>
         </w:rPr>
-        <w:t>`src/utils/http.py`</w:t>
+        <w:t>src/utils/http.py</w:t>
       </w:r>
       <w:r>
         <w:t xml:space="preserve">, which sets a </w:t>
@@ -657,7 +658,7 @@
               <w:rPr>
                 <w:sz w:val="18"/>
               </w:rPr>
-              <w:t>I used the bulk table download rather than per-series calls: three requests instead of several thousand.</w:t>
+              <w:t>I used the bulk table download rather than per series calls: three requests instead of several thousand.</w:t>
             </w:r>
           </w:p>
         </w:tc>
@@ -743,7 +744,7 @@
               <w:rPr>
                 <w:sz w:val="18"/>
               </w:rPr>
-              <w:t>Four files. I did not use the keyed API, so no key was required and anyone cloning the repository can reproduce the source.</w:t>
+              <w:t>Five files. I did not use the keyed API, so no key was required and anyone cloning the repository can reproduce the source.</w:t>
             </w:r>
           </w:p>
         </w:tc>
@@ -962,12 +963,7 @@
         <w:pStyle w:val="ListBullet"/>
       </w:pPr>
       <w:r>
-        <w:t>Brickset's set data is visible on its public web pages and I could have scraped</w:t>
-      </w:r>
-    </w:p>
-    <w:p>
-      <w:r>
-        <w:t>it.</w:t>
+        <w:t>Brickset's set data is visible on its public web pages and I could have scraped it.</w:t>
       </w:r>
     </w:p>
     <w:p>
@@ -975,23 +971,20 @@
         <w:pStyle w:val="ListBullet"/>
       </w:pPr>
       <w:r>
-        <w:t>Reddit exposes an undocumented JSON endpoint that returns post data without</w:t>
+        <w:t>Reddit exposes an undocumented JSON endpoint that returns post data without authentication.</w:t>
       </w:r>
     </w:p>
     <w:p>
       <w:r>
-        <w:t>authentication.</w:t>
-      </w:r>
-    </w:p>
-    <w:p>
-      <w:r>
-        <w:t xml:space="preserve">Scraping either would have produced the data. It would also have made every statement I make in this section false, because I would then have had to say that I collected two sources in a way their operators explicitly ask people not to. The cost of not scraping is that four analyses could not run: sentiment over time (3.1), the licensing premium test (3.4), audience segmentation (4) and the big data comparison (7). I record that cost in </w:t>
+        <w:t xml:space="preserve">Scraping either would have produced the data. It would also have made every statement I make in this section false, because I would then have had to say that I collected two sources in a way their operators explicitly ask people not to. The cost of not scraping is that six analyses could not run the way I first planned them: 3.1, 3.4, 4, 5.3, 5.4 and 7. I replaced each with an analysis on data I could get without a key, and I label every replacement as one wherever it appears. I record that cost in </w:t>
       </w:r>
       <w:r>
         <w:rPr>
+          <w:rFonts w:ascii="Consolas" w:hAnsi="Consolas"/>
           <w:color w:val="0E7C86"/>
+          <w:sz w:val="19"/>
         </w:rPr>
-        <w:t>`docs/open_questions.md`</w:t>
+        <w:t>open_questions.md</w:t>
       </w:r>
       <w:r>
         <w:t xml:space="preserve"> and in the README rather than hiding it behind a gap in the analysis.</w:t>
@@ -999,10 +992,9 @@
     </w:p>
     <w:p>
       <w:r>
-        <w:t>This is the clearest ethical decision I made in this project, and it was a real trade-off rather than a costless one.</w:t>
+        <w:t>This is the clearest ethical decision I made in this project, and it was a real trade off rather than a costless one.</w:t>
       </w:r>
     </w:p>
-    <w:p/>
     <w:p>
       <w:pPr>
         <w:pStyle w:val="Heading2"/>
@@ -1022,9 +1014,11 @@
       </w:r>
       <w:r>
         <w:rPr>
+          <w:rFonts w:ascii="Consolas" w:hAnsi="Consolas"/>
           <w:color w:val="0E7C86"/>
+          <w:sz w:val="19"/>
         </w:rPr>
-        <w:t>`src/collect/08_reddit.py`</w:t>
+        <w:t>src/collect/08_reddit.py</w:t>
       </w:r>
       <w:r>
         <w:t>, rather than applying them afterwards. That ordering is the point: a privacy rule applied after collection has already been broken once, because the raw file on disk already contains the thing the rule was meant to prevent.</w:t>
@@ -1041,12 +1035,7 @@
         <w:t>Usernames never reach disk.</w:t>
       </w:r>
       <w:r>
-        <w:t xml:space="preserve"> I replace each author at the moment of</w:t>
-      </w:r>
-    </w:p>
-    <w:p>
-      <w:r>
-        <w:t xml:space="preserve">collection with a salted SHA-256 hash truncated to 16 characters. The salt lives in </w:t>
+        <w:t xml:space="preserve"> I replace each author at the moment of collection with a salted SHA-256 hash truncated to 16 characters. The salt lives in </w:t>
       </w:r>
       <w:r>
         <w:rPr>
@@ -1057,7 +1046,7 @@
         <w:t>.env</w:t>
       </w:r>
       <w:r>
-        <w:t>, which is git-ignored, so nobody reading this repository can reverse the hashes. The hash exists only so that posts by the same person can be grouped into segmentation features; I never report it.</w:t>
+        <w:t>, which is ignored by git, so nobody reading this repository can reverse the hashes. The hash exists only so that posts by the same person can be grouped into segmentation features; I never report it.</w:t>
       </w:r>
     </w:p>
     <w:p>
@@ -1071,12 +1060,7 @@
         <w:t>Salted, not plain.</w:t>
       </w:r>
       <w:r>
-        <w:t xml:space="preserve"> A plain SHA-256 of a username is reversible in seconds</w:t>
-      </w:r>
-    </w:p>
-    <w:p>
-      <w:r>
-        <w:t>with a dictionary of known usernames. It would be personal data wearing a disguise.</w:t>
+        <w:t xml:space="preserve"> A plain SHA-256 of a username is reversible in seconds with a dictionary of known usernames. It would be personal data wearing a disguise.</w:t>
       </w:r>
     </w:p>
     <w:p>
@@ -1101,12 +1085,7 @@
         <w:t>post_record</w:t>
       </w:r>
       <w:r>
-        <w:t xml:space="preserve"> lists the fields it keeps.</w:t>
-      </w:r>
-    </w:p>
-    <w:p>
-      <w:r>
-        <w:t>Anything not on that list cannot reach the corpus, which is a stronger guarantee than deleting fields afterwards.</w:t>
+        <w:t xml:space="preserve"> lists the fields it keeps. Anything not on that list cannot reach the corpus, which is a stronger guarantee than deleting fields afterwards.</w:t>
       </w:r>
     </w:p>
     <w:p>
@@ -1120,12 +1099,7 @@
         <w:t>Account age, not account identity.</w:t>
       </w:r>
       <w:r>
-        <w:t xml:space="preserve"> Age band is a useful segmentation</w:t>
-      </w:r>
-    </w:p>
-    <w:p>
-      <w:r>
-        <w:t>feature; the account it belongs to is not. I store only the age in days at the time of posting.</w:t>
+        <w:t xml:space="preserve"> Age band is a useful segmentation feature; the account it belongs to is not. I store only the age in days at the time of posting.</w:t>
       </w:r>
     </w:p>
     <w:p>
@@ -1138,13 +1112,16 @@
         </w:rPr>
         <w:t>The cleaning step refuses to proceed on a violation.</w:t>
       </w:r>
-    </w:p>
-    <w:p>
+      <w:r>
+        <w:t xml:space="preserve"> </w:t>
+      </w:r>
       <w:r>
         <w:rPr>
+          <w:rFonts w:ascii="Consolas" w:hAnsi="Consolas"/>
           <w:color w:val="0E7C86"/>
+          <w:sz w:val="19"/>
         </w:rPr>
-        <w:t>`src/clean/16_clean_reddit.py`</w:t>
+        <w:t>src/clean/16_clean_reddit.py</w:t>
       </w:r>
       <w:r>
         <w:t xml:space="preserve"> raises and stops if a raw file contains an </w:t>
@@ -1183,12 +1160,7 @@
         <w:t>No individual is quoted.</w:t>
       </w:r>
       <w:r>
-        <w:t xml:space="preserve"> Nowhere in this repository, in any figure, table</w:t>
-      </w:r>
-    </w:p>
-    <w:p>
-      <w:r>
-        <w:t>or document, do I reproduce any individual user's post.</w:t>
+        <w:t xml:space="preserve"> Nowhere in this repository, in any figure, table or document, do I reproduce any individual user's post.</w:t>
       </w:r>
     </w:p>
     <w:p>
@@ -1223,10 +1195,8 @@
         </w:rPr>
         <w:t>config.yaml</w:t>
       </w:r>
-    </w:p>
-    <w:p>
       <w:r>
-        <w:t>to 20; I would report no group smaller than that.</w:t>
+        <w:t xml:space="preserve"> to 20; I would report no group smaller than that.</w:t>
       </w:r>
     </w:p>
     <w:p>
@@ -1246,9 +1216,11 @@
       </w:r>
       <w:r>
         <w:rPr>
+          <w:rFonts w:ascii="Consolas" w:hAnsi="Consolas"/>
           <w:color w:val="0E7C86"/>
+          <w:sz w:val="19"/>
         </w:rPr>
-        <w:t>`tests/test_processed.py`</w:t>
+        <w:t>tests/test_processed.py</w:t>
       </w:r>
       <w:r>
         <w:t xml:space="preserve"> fails the build if any processed table gains a column named </w:t>
@@ -1298,7 +1270,6 @@
         <w:t xml:space="preserve"> I collected no fan text at all, so no personal data exists in this repository today. My controls above are real and tested, but they have not yet had to protect anything. If credentials are added later, they take effect before the first record is written.</w:t>
       </w:r>
     </w:p>
-    <w:p/>
     <w:p>
       <w:pPr>
         <w:pStyle w:val="Heading2"/>
@@ -1320,7 +1291,7 @@
         <w:t>The obligations.</w:t>
       </w:r>
       <w:r>
-        <w:t xml:space="preserve"> In Canada, PIPEDA governs collection of personal information in the course of commercial activity, and the Office of the Privacy Commissioner has been explicit that consent from a child cannot be considered meaningful; consent must come from a parent or guardian. Quebec's Law 25 adds stricter consent and de-indexing requirements. In the United States, COPPA applies to operators of services directed at children under 13 and to anyone with actual knowledge that they are collecting data from a child under 13, and requires verifiable parental consent before doing so.</w:t>
+        <w:t xml:space="preserve"> In Canada, PIPEDA governs collection of personal information in the course of commercial activity, and the Office of the Privacy Commissioner has been explicit that consent from a child cannot be considered meaningful; consent must come from a parent or guardian. Quebec's Law 25 adds stricter consent and deindexing requirements. In the United States, COPPA applies to operators of services directed at children under 13 and to anyone with actual knowledge that they are collecting data from a child under 13, and requires verifiable parental consent before doing so.</w:t>
       </w:r>
     </w:p>
     <w:p>
@@ -1339,12 +1310,7 @@
         <w:pStyle w:val="ListBullet"/>
       </w:pPr>
       <w:r>
-        <w:t>Reddit requires users to be 13 or older, so under-13 users are already out of</w:t>
-      </w:r>
-    </w:p>
-    <w:p>
-      <w:r>
-        <w:t>scope in principle. That is not a sufficient control on its own, because age-gating by self-declaration is not verification.</w:t>
+        <w:t>Reddit requires users to be 13 or older, so users under 13 are already out of scope in principle. That is not a sufficient control on its own, because age gating by self declaration is not verification.</w:t>
       </w:r>
     </w:p>
     <w:p>
@@ -1352,12 +1318,7 @@
         <w:pStyle w:val="ListBullet"/>
       </w:pPr>
       <w:r>
-        <w:t>The sufficient control is that I collect, infer at the individual level, and</w:t>
-      </w:r>
-    </w:p>
-    <w:p>
-      <w:r>
-        <w:t xml:space="preserve">store no age at all. The segmentation described in module 4 uses account age, posting behaviour and platform mix as </w:t>
+        <w:t xml:space="preserve">The sufficient control is that I collect, infer at the individual level, and store no age at all. My first plan for module 4 would have used account age, posting behaviour and platform mix as </w:t>
       </w:r>
       <w:r>
         <w:rPr>
@@ -1366,7 +1327,7 @@
         <w:t>proxies for an age band at cluster level</w:t>
       </w:r>
       <w:r>
-        <w:t>, never as an attribute of a person.</w:t>
+        <w:t>, never as an attribute of a person. Without fan text I replaced it with product groups built from construction sets, so the current build holds no data about people at all.</w:t>
       </w:r>
     </w:p>
     <w:p>
@@ -1374,12 +1335,7 @@
         <w:pStyle w:val="ListBullet"/>
       </w:pPr>
       <w:r>
-        <w:t>I store no username, email, location, or any other identifier, so no record in</w:t>
-      </w:r>
-    </w:p>
-    <w:p>
-      <w:r>
-        <w:t>this project can be linked back to a person, of any age.</w:t>
+        <w:t>I store no username, email, location, or any other identifier, so no record in this project can be linked back to a person, of any age.</w:t>
       </w:r>
     </w:p>
     <w:p>
@@ -1398,10 +1354,9 @@
         <w:t>The proxy limitation, stated plainly.</w:t>
       </w:r>
       <w:r>
-        <w:t xml:space="preserve"> Account age is not age. A fourteen-year -old with a six-year-old account does not exist, but a forty-year-old with a six-month-old account is common. Any age-band conclusion in module 4 is a statement about cohorts of accounts, not about people, and my methods note says so wherever it appears.</w:t>
+        <w:t xml:space="preserve"> Account age is not age. A fourteen year old with a six year old account does not exist, but a forty year old with a six month old account is common. Had I run that plan, any age band conclusion would have been a statement about cohorts of accounts, not about people.</w:t>
       </w:r>
     </w:p>
-    <w:p/>
     <w:p>
       <w:pPr>
         <w:pStyle w:val="Heading2"/>
@@ -1422,9 +1377,11 @@
       </w:r>
       <w:r>
         <w:rPr>
+          <w:rFonts w:ascii="Consolas" w:hAnsi="Consolas"/>
           <w:color w:val="0E7C86"/>
+          <w:sz w:val="19"/>
         </w:rPr>
-        <w:t>`.env.example`</w:t>
+        <w:t>.env.example</w:t>
       </w:r>
       <w:r>
         <w:t xml:space="preserve">, which lists key </w:t>
@@ -1451,9 +1408,11 @@
       </w:r>
       <w:r>
         <w:rPr>
+          <w:rFonts w:ascii="Consolas" w:hAnsi="Consolas"/>
           <w:color w:val="0E7C86"/>
+          <w:sz w:val="19"/>
         </w:rPr>
-        <w:t>`.gitignore`</w:t>
+        <w:t>.gitignore</w:t>
       </w:r>
       <w:r>
         <w:t>.</w:t>
@@ -1482,9 +1441,11 @@
       </w:r>
       <w:r>
         <w:rPr>
+          <w:rFonts w:ascii="Consolas" w:hAnsi="Consolas"/>
           <w:color w:val="0E7C86"/>
+          <w:sz w:val="19"/>
         </w:rPr>
-        <w:t>`src/utils/config.py`</w:t>
+        <w:t>src/utils/config.py</w:t>
       </w:r>
       <w:r>
         <w:t xml:space="preserve">, which returns </w:t>
@@ -1498,7 +1459,7 @@
         <w:t>None</w:t>
       </w:r>
       <w:r>
-        <w:t xml:space="preserve"> rather than raising when a key is absent. I chose that design so a collection script can log the missing key by name, write an entry to the issues register, and skip its source cleanly instead of crashing a four-hour build. Both </w:t>
+        <w:t xml:space="preserve"> rather than raising when a key is absent. I chose that design so a collection script can log the missing key by name, write an entry to the issues register, and skip its source cleanly instead of crashing a four hour build. Both </w:t>
       </w:r>
       <w:r>
         <w:rPr>
@@ -1652,7 +1613,7 @@
         <w:t>Verification.</w:t>
       </w:r>
       <w:r>
-        <w:t xml:space="preserve"> I scanned the repository history for credential patterns as part of module 8's acceptance test. </w:t>
+        <w:t xml:space="preserve"> I scanned the repository history for credential patterns as part of my checks for module 8. </w:t>
       </w:r>
       <w:r>
         <w:rPr>
@@ -1685,10 +1646,9 @@
         <w:t>REDDIT_HASH_SALT</w:t>
       </w:r>
       <w:r>
-        <w:t xml:space="preserve"> is the weakest point in my design: if it were ever committed, every username hash in the corpus would become reversible in bulk. It is git-ignored, but the stronger protection is that I truncate hashes to 16 characters and never publish them, so an attacker would need both the salt and access to files I do not distribute.</w:t>
+        <w:t xml:space="preserve"> is the weakest point in my design: if it were ever committed, every username hash in the corpus would become reversible in bulk. It is ignored by git, but the stronger protection is that I truncate hashes to 16 characters and never publish them, so an attacker would need both the salt and access to files I do not distribute.</w:t>
       </w:r>
     </w:p>
-    <w:p/>
     <w:p>
       <w:pPr>
         <w:pStyle w:val="Heading2"/>
@@ -1714,9 +1674,11 @@
       </w:r>
       <w:r>
         <w:rPr>
+          <w:rFonts w:ascii="Consolas" w:hAnsi="Consolas"/>
           <w:color w:val="0E7C86"/>
+          <w:sz w:val="19"/>
         </w:rPr>
-        <w:t>`docs/findings.md`</w:t>
+        <w:t>docs/findings.md</w:t>
       </w:r>
       <w:r>
         <w:t>.</w:t>
@@ -1730,7 +1692,7 @@
         <w:t>What I cannot say, and why.</w:t>
       </w:r>
       <w:r>
-        <w:t xml:space="preserve"> The brief asks for measured sentiment and its effect on demand. I could not measure sentiment, because I did not collect the fan text corpus, for the credentials reason in section 1. There is therefore </w:t>
+        <w:t xml:space="preserve"> I planned to measure sentiment and its effect on demand. I could not measure sentiment, because I did not collect the fan text corpus, for the credentials reason in section 1. There is therefore </w:t>
       </w:r>
       <w:r>
         <w:rPr>
@@ -1793,7 +1755,6 @@
         <w:t xml:space="preserve"> I take no view on the controversy itself. That is not evasion; it is the correct scope. A retailer needs the size of the risk, and I was unable to measure it.</w:t>
       </w:r>
     </w:p>
-    <w:p/>
     <w:p>
       <w:pPr>
         <w:pStyle w:val="Heading2"/>
@@ -1804,7 +1765,7 @@
     </w:p>
     <w:p>
       <w:r>
-        <w:t>A growing share of online fan text is written by language models. This matters for a sentiment measure specifically: a generated review reflects no human opinion, so including it does not add a weak signal, it adds a confident-sounding non-signal that biases the average toward whatever register the model writes in.</w:t>
+        <w:t>A growing share of online fan text is written by language models. This matters for a sentiment measure specifically: a generated review reflects no human opinion, so including it does not add a weak signal, it adds a confident sounding non signal that biases the average toward whatever register the model writes in.</w:t>
       </w:r>
     </w:p>
     <w:p>
@@ -1815,7 +1776,7 @@
         <w:t>Detection attempted.</w:t>
       </w:r>
       <w:r>
-        <w:t xml:space="preserve"> None, because I collected no corpus. Had I collected one, my plan was perplexity-based screening as a first pass, plus behavioural flags at the account level (posting cadence, account age at first post, near-duplicate text across accounts).</w:t>
+        <w:t xml:space="preserve"> None, because I collected no corpus. Had I collected one, my plan was perplexity based screening as a first pass, plus behavioural flags at the account level (posting cadence, account age at first post, near duplicate text across accounts).</w:t>
       </w:r>
     </w:p>
     <w:p>
@@ -1826,7 +1787,7 @@
         <w:t>The limits of that plan, stated in advance so I do not oversell it.</w:t>
       </w:r>
       <w:r>
-        <w:t xml:space="preserve"> Perplexity screening has a poor false-positive rate on non-native English writers and on formulaic genres, both of which are well represented in fan discussion. Published detectors do not generalise reliably across model families, and they degrade as models improve. Any figure I produced for "share of corpus likely machine written" would carry an error bar wide enough to make it close to useless as a filter, though still useful as a caution.</w:t>
+        <w:t xml:space="preserve"> Perplexity screening has a poor false positive rate on non native English writers and on formulaic genres, both of which are well represented in fan discussion. Published detectors do not generalise reliably across model families, and they degrade as models improve. Any figure I produced for "share of corpus likely machine written" would carry an error bar wide enough to make it close to useless as a filter, though still useful as a caution.</w:t>
       </w:r>
     </w:p>
     <w:p>
@@ -1840,7 +1801,6 @@
         <w:t xml:space="preserve"> Because I performed no sentiment analysis, no result in this project is currently contaminated by generated text. If the corpus is collected later, every sentiment figure derived from it should be reported with an explicit statement that some unknown share of the input was not written by a person, and the trend over time should be treated with more suspicion in recent years than in older ones, since the contamination is growing.</w:t>
       </w:r>
     </w:p>
-    <w:p/>
     <w:p>
       <w:pPr>
         <w:pStyle w:val="Heading2"/>
@@ -1859,7 +1819,7 @@
         <w:rPr>
           <w:b/>
         </w:rPr>
-        <w:t>English-language sources only.</w:t>
+        <w:t>English language sources only.</w:t>
       </w:r>
       <w:r>
         <w:t xml:space="preserve"> Every Wikipedia article I collected is from </w:t>
@@ -1882,7 +1842,7 @@
         <w:t>Threatens:</w:t>
       </w:r>
       <w:r>
-        <w:t xml:space="preserve"> the attention series underpinning my entire forecast, and therefore the size of my recommended buy. I am using English attention as a proxy for Canadian demand, which is defensible for an anglophone-majority market but systematically under-weights Quebec. For a Canadian retailer with Quebec stores, this is a material gap.</w:t>
+        <w:t xml:space="preserve"> the attention series underpinning my entire forecast, and therefore the size of my recommended buy. I am using English attention as a proxy for Canadian demand, which is defensible for a mostly English speaking market but systematically underweights Quebec. For a Canadian retailer with Quebec stores, this is a material gap.</w:t>
       </w:r>
     </w:p>
     <w:p>
@@ -1902,7 +1862,7 @@
         <w:t>Threatens:</w:t>
       </w:r>
       <w:r>
-        <w:t xml:space="preserve"> my pass-through assumption in module 6. This is already my largest acknowledged weakness, since module 5.2 could not measure the attention-to-sales relationship at all.</w:t>
+        <w:t xml:space="preserve"> my pass through assumption in module 6. This is already my largest acknowledged weakness, since module 5.2 could not measure the attention to sales relationship at all.</w:t>
       </w:r>
     </w:p>
     <w:p>
@@ -1962,7 +1922,7 @@
         <w:t>Threatens:</w:t>
       </w:r>
       <w:r>
-        <w:t xml:space="preserve"> any inference from film performance to future performance. Mitigated by section 18's rule, which I keep throughout, that the eleven rows are descriptive only and I fit no predictive model to them.</w:t>
+        <w:t xml:space="preserve"> any inference from film performance to future performance. Mitigated by a rule I set at the start and keep throughout, that the eleven rows are descriptive only and I fit no predictive model to them.</w:t>
       </w:r>
     </w:p>
     <w:p>
@@ -1973,7 +1933,7 @@
         <w:t>Audience scores gathered decades after release.</w:t>
       </w:r>
       <w:r>
-        <w:t xml:space="preserve"> A Rotten Tomatoes audience score read in 2026 for a 2001 film reflects who chose to rate it over twenty-five years, not its audience at release. </w:t>
+        <w:t xml:space="preserve"> A Rotten Tomatoes audience score read in 2026 for a 2001 film reflects who chose to rate it over twenty five years, not its audience at release. </w:t>
       </w:r>
       <w:r>
         <w:rPr>
@@ -1982,7 +1942,7 @@
         <w:t>Threatens:</w:t>
       </w:r>
       <w:r>
-        <w:t xml:space="preserve"> the critic-versus-audience gap on my dashboard's Reception page, which is not a like-for-like comparison and which I label on the page itself.</w:t>
+        <w:t xml:space="preserve"> the critic versus audience gap on my dashboard's Reception page, which is not a like for like comparison and which I label on the page itself.</w:t>
       </w:r>
     </w:p>
     <w:p>
@@ -1993,7 +1953,7 @@
         <w:t>Pandemic exclusion is a judgement.</w:t>
       </w:r>
       <w:r>
-        <w:t xml:space="preserve"> I drop March 2020 to June 2021 from the seasonality and elasticity work. </w:t>
+        <w:t xml:space="preserve"> I drop March 2020 to June 2021 from the elasticity work, and the whole of 2020 and 2021 from the seasonality work. </w:t>
       </w:r>
       <w:r>
         <w:rPr>
@@ -2013,7 +1973,7 @@
         <w:t>Absent sources bias what I can conclude.</w:t>
       </w:r>
       <w:r>
-        <w:t xml:space="preserve"> The four analyses blocked by missing credentials are precisely the ones that would have described the </w:t>
+        <w:t xml:space="preserve"> The analyses I had to replace because of missing credentials are precisely the ones that would have described the </w:t>
       </w:r>
       <w:r>
         <w:rPr>
@@ -2034,18 +1994,17 @@
         <w:t>. So I say a great deal about how much interest exists and very little about who holds it, which is a shape imposed by data availability, not by the business question.</w:t>
       </w:r>
     </w:p>
-    <w:p/>
     <w:p>
       <w:pPr>
         <w:pStyle w:val="Heading2"/>
       </w:pPr>
       <w:r>
-        <w:t>Acceptance test</w:t>
+        <w:t>My checks</w:t>
       </w:r>
     </w:p>
     <w:p>
       <w:r>
-        <w:t>Section 14 requires three things:</w:t>
+        <w:t>I set three checks for this part:</w:t>
       </w:r>
     </w:p>
     <w:p>
@@ -2059,12 +2018,7 @@
         <w:t>All seven topics covered with specific reference to this project.</w:t>
       </w:r>
       <w:r>
-        <w:t xml:space="preserve"> Sections</w:t>
-      </w:r>
-    </w:p>
-    <w:p>
-      <w:r>
-        <w:t>1 to 7 above; each cites the script, config key or table it describes.</w:t>
+        <w:t xml:space="preserve"> Sections 1 to 7 above; each cites the script, config key or table it describes.</w:t>
       </w:r>
     </w:p>
     <w:p>
@@ -2072,12 +2026,13 @@
         <w:pStyle w:val="ListNumber"/>
       </w:pPr>
       <w:r>
-        <w:t>**No username, email address or direct quotation from an individual user</w:t>
+        <w:rPr>
+          <w:b/>
+        </w:rPr>
+        <w:t>No username, email address or direct quotation from an individual user anywhere in the repository.</w:t>
       </w:r>
-    </w:p>
-    <w:p>
       <w:r>
-        <w:t xml:space="preserve">anywhere in the repository.** True, and enforced by </w:t>
+        <w:t xml:space="preserve"> True, and enforced by </w:t>
       </w:r>
       <w:r>
         <w:rPr>
@@ -2102,12 +2057,7 @@
         <w:t>A scan of the repository history finds no credentials.</w:t>
       </w:r>
       <w:r>
-        <w:t xml:space="preserve"> I ran these rather</w:t>
-      </w:r>
-    </w:p>
-    <w:p>
-      <w:r>
-        <w:t>than asserting them. Three checks, all returning nothing on 2 September 2026:</w:t>
+        <w:t xml:space="preserve"> I ran these rather than asserting them. Three checks, all returning nothing on 2 September 2026:</w:t>
       </w:r>
     </w:p>
     <w:p>
@@ -2122,33 +2072,9 @@
           <w:sz w:val="18"/>
         </w:rPr>
         <w:t>git log --all --diff-filter=A --name-only --pretty=format: | grep -E "(^|/)\.env$|\.pem$|\.key$|credentials\.json|praw\.ini"</w:t>
-      </w:r>
-    </w:p>
-    <w:p>
-      <w:pPr>
-        <w:spacing w:before="80"/>
-        <w:ind w:left="360"/>
-      </w:pPr>
-      <w:r>
-        <w:rPr>
-          <w:rFonts w:ascii="Consolas" w:hAnsi="Consolas"/>
-          <w:color w:val="5F7A80"/>
-          <w:sz w:val="18"/>
-        </w:rPr>
+        <w:br/>
         <w:t>git grep -nIE "(api[_-]?key|client[_-]?secret|password|token)\s*[:=]\s*['\"][A-Za-z0-9_-]{16,}" $(git rev-list --all)</w:t>
-      </w:r>
-    </w:p>
-    <w:p>
-      <w:pPr>
-        <w:spacing w:before="80"/>
-        <w:ind w:left="360"/>
-      </w:pPr>
-      <w:r>
-        <w:rPr>
-          <w:rFonts w:ascii="Consolas" w:hAnsi="Consolas"/>
-          <w:color w:val="5F7A80"/>
-          <w:sz w:val="18"/>
-        </w:rPr>
+        <w:br/>
         <w:t>git grep -nIE "['\"][A-Za-z0-9+/]{32,}['\"]" -- '*.py' '*.yaml' '*.md'</w:t>
       </w:r>
     </w:p>
@@ -2176,7 +2102,7 @@
         <w:t>praw.ini</w:t>
       </w:r>
       <w:r>
-        <w:t xml:space="preserve"> was ever added in any commit. The second looks for assignment of a long value to a credential-shaped name across every commit reachable from any ref. The third looks for long opaque literals in tracked source, config and documentation. All three return nothing, which is unsurprising given that I never obtained a credential, but a check I actually ran is worth more than a claim I did not.</w:t>
+        <w:t xml:space="preserve"> was ever added in any commit. The second looks for assignment of a long value to a credential shaped name across every commit reachable from any ref. The third looks for long opaque literals in tracked source, config and documentation. All three return nothing, which is unsurprising given that I never obtained a credential, but a check I actually ran is worth more than a claim I did not.</w:t>
       </w:r>
     </w:p>
     <w:sectPr>
